--- a/docs/demo-script.docx
+++ b/docs/demo-script.docx
@@ -447,7 +447,7 @@
     </w:p>
     <w:p>
       <w:r>
-        <w:t>All four applications are built on Amazon Bedrock AgentCore. The platform is the continuity between sections rather than the storyline: each time a requirement comes up, a named capability answers it on screen. Eleven AgentCore capabilities do work across the hour.</w:t>
+        <w:t>All four applications are built on Amazon Bedrock AgentCore. The platform is the continuity between sections rather than the storyline: each time a requirement comes up, a named capability answers it on screen. Twelve AgentCore capabilities do work across the hour.</w:t>
       </w:r>
     </w:p>
     <w:tbl>
@@ -577,7 +577,37 @@
               <w:rPr>
                 <w:sz w:val="19"/>
               </w:rPr>
-              <w:t>Every tool published as MCP, plus first-party web search and human elicitation</w:t>
+              <w:t>Every tool published as MCP, plus human elicitation mid-execution</w:t>
+            </w:r>
+          </w:p>
+        </w:tc>
+      </w:tr>
+      <w:tr>
+        <w:tc>
+          <w:tcPr>
+            <w:tcW w:type="dxa" w:w="2736"/>
+          </w:tcPr>
+          <w:p>
+            <w:r/>
+            <w:r>
+              <w:rPr>
+                <w:sz w:val="19"/>
+              </w:rPr>
+              <w:t>Web Search</w:t>
+            </w:r>
+          </w:p>
+        </w:tc>
+        <w:tc>
+          <w:tcPr>
+            <w:tcW w:type="dxa" w:w="7488"/>
+          </w:tcPr>
+          <w:p>
+            <w:r/>
+            <w:r>
+              <w:rPr>
+                <w:sz w:val="19"/>
+              </w:rPr>
+              <w:t>First-party managed web search as a built-in gateway target — ranked results with source URLs and publication dates, governed by domain allow and deny lists and date bounds, with no data egress from the AWS environment</w:t>
             </w:r>
           </w:p>
         </w:tc>
@@ -1475,7 +1505,7 @@
               <w:rPr>
                 <w:sz w:val="19"/>
               </w:rPr>
-              <w:t>Tools published through one gateway as MCP: existing Lambda functions, an OpenAPI service, and first-party web search with domain and date filters</w:t>
+              <w:t>The bank's existing tools published through one gateway as MCP without rewriting them: Lambda functions and an OpenAPI service, discovered by the agent and called by name</w:t>
             </w:r>
           </w:p>
         </w:tc>
@@ -1503,7 +1533,123 @@
               <w:rPr>
                 <w:sz w:val="19"/>
               </w:rPr>
-              <w:t>Tool calling and MCP; web search</w:t>
+              <w:t>Tool calling and MCP</w:t>
+            </w:r>
+          </w:p>
+        </w:tc>
+      </w:tr>
+      <w:tr>
+        <w:tc>
+          <w:tcPr>
+            <w:tcW w:type="dxa" w:w="720"/>
+          </w:tcPr>
+          <w:p>
+            <w:r/>
+            <w:r>
+              <w:rPr>
+                <w:sz w:val="19"/>
+              </w:rPr>
+              <w:t>6a</w:t>
+            </w:r>
+          </w:p>
+        </w:tc>
+        <w:tc>
+          <w:tcPr>
+            <w:tcW w:type="dxa" w:w="3600"/>
+          </w:tcPr>
+          <w:p>
+            <w:r/>
+            <w:r>
+              <w:rPr>
+                <w:sz w:val="19"/>
+              </w:rPr>
+              <w:t>Web search added as a built-in gateway target rather than a bring-your-own API key: the research agent gathers current market results, each carrying a source URL and publication date that flow through to the report citations</w:t>
+            </w:r>
+          </w:p>
+        </w:tc>
+        <w:tc>
+          <w:tcPr>
+            <w:tcW w:type="dxa" w:w="3456"/>
+          </w:tcPr>
+          <w:p>
+            <w:r/>
+            <w:r>
+              <w:rPr>
+                <w:sz w:val="19"/>
+              </w:rPr>
+              <w:t>Code: the connector target config, then live searches in the trace</w:t>
+            </w:r>
+          </w:p>
+        </w:tc>
+        <w:tc>
+          <w:tcPr>
+            <w:tcW w:type="dxa" w:w="2448"/>
+          </w:tcPr>
+          <w:p>
+            <w:r/>
+            <w:r>
+              <w:rPr>
+                <w:sz w:val="19"/>
+              </w:rPr>
+              <w:t>Web search APIs</w:t>
+            </w:r>
+          </w:p>
+        </w:tc>
+      </w:tr>
+      <w:tr>
+        <w:tc>
+          <w:tcPr>
+            <w:tcW w:type="dxa" w:w="720"/>
+          </w:tcPr>
+          <w:p>
+            <w:r/>
+            <w:r>
+              <w:rPr>
+                <w:sz w:val="19"/>
+              </w:rPr>
+              <w:t>6b</w:t>
+            </w:r>
+          </w:p>
+        </w:tc>
+        <w:tc>
+          <w:tcPr>
+            <w:tcW w:type="dxa" w:w="3600"/>
+          </w:tcPr>
+          <w:p>
+            <w:r/>
+            <w:r>
+              <w:rPr>
+                <w:sz w:val="19"/>
+              </w:rPr>
+              <w:t>The same search governed for a regulated bank — an allow list restricting a compliance query to primary regulator domains, a deny list excluding low-quality sources, and a published-date bound rejecting stale filings. Search runs inside the bank's AWS environment with no data egress</w:t>
+            </w:r>
+          </w:p>
+        </w:tc>
+        <w:tc>
+          <w:tcPr>
+            <w:tcW w:type="dxa" w:w="3456"/>
+          </w:tcPr>
+          <w:p>
+            <w:r/>
+            <w:r>
+              <w:rPr>
+                <w:sz w:val="19"/>
+              </w:rPr>
+              <w:t>Code: the domain and date filters, target-level and per request</w:t>
+            </w:r>
+          </w:p>
+        </w:tc>
+        <w:tc>
+          <w:tcPr>
+            <w:tcW w:type="dxa" w:w="2448"/>
+          </w:tcPr>
+          <w:p>
+            <w:r/>
+            <w:r>
+              <w:rPr>
+                <w:sz w:val="19"/>
+              </w:rPr>
+              <w:t>Web search; control processes</w:t>
             </w:r>
           </w:p>
         </w:tc>
@@ -2611,7 +2757,37 @@
               <w:rPr>
                 <w:sz w:val="19"/>
               </w:rPr>
-              <w:t>MCP tools, first-party web search, human elicitation</w:t>
+              <w:t>Existing Lambda and OpenAPI tools as MCP targets; human elicitation</w:t>
+            </w:r>
+          </w:p>
+        </w:tc>
+      </w:tr>
+      <w:tr>
+        <w:tc>
+          <w:tcPr>
+            <w:tcW w:type="dxa" w:w="2736"/>
+          </w:tcPr>
+          <w:p>
+            <w:r/>
+            <w:r>
+              <w:rPr>
+                <w:sz w:val="19"/>
+              </w:rPr>
+              <w:t>AgentCore Web Search</w:t>
+            </w:r>
+          </w:p>
+        </w:tc>
+        <w:tc>
+          <w:tcPr>
+            <w:tcW w:type="dxa" w:w="7488"/>
+          </w:tcPr>
+          <w:p>
+            <w:r/>
+            <w:r>
+              <w:rPr>
+                <w:sz w:val="19"/>
+              </w:rPr>
+              <w:t>First-party managed search as a built-in gateway target. Supplies the current market evidence behind the report, with source URLs and publication dates for citations, and domain and date governance on every query</w:t>
             </w:r>
           </w:p>
         </w:tc>
